--- a/consulenza-normativa-ai/modelli/04-nomina-referente-ai.docx
+++ b/consulenza-normativa-ai/modelli/04-nomina-referente-ai.docx
@@ -220,6 +220,30 @@
           <w:szCs w:val="22"/>
         </w:rPr>
         <w:t xml:space="preserve">6. Segnalare tempestivamente alla direzione eventuali criticità, incidenti o usi non conformi</w:t>
+      </w:r>
+    </w:p>
+    <w:p>
+      <w:pPr>
+        <w:spacing w:after="160"/>
+      </w:pPr>
+      <w:r>
+        <w:rPr>
+          <w:sz w:val="22"/>
+          <w:szCs w:val="22"/>
+        </w:rPr>
+        <w:t xml:space="preserve">7. Verificare che nessuno strumento AI sia usato per decidere, da solo, su costituzione, modifica o risoluzione di un rapporto di lavoro (provvedimenti disciplinari e valutazioni incluse) — per legge (art. 41, D.Lgs 179/2026) la decisione finale spetta sempre a una persona</w:t>
+      </w:r>
+    </w:p>
+    <w:p>
+      <w:pPr>
+        <w:spacing w:after="160"/>
+      </w:pPr>
+      <w:r>
+        <w:rPr>
+          <w:sz w:val="22"/>
+          <w:szCs w:val="22"/>
+        </w:rPr>
+        <w:t xml:space="preserve">8. Segnalare al responsabile del servizio di prevenzione e protezione (RSPP) gli usi di AI che incidono su organizzazione del lavoro, ritmi o sicurezza, ai fini dell’aggiornamento del DVR (art. 42, D.Lgs 179/2026)</w:t>
       </w:r>
     </w:p>
     <w:p>
